--- a/Received/3/3, computer.docx
+++ b/Received/3/3, computer.docx
@@ -1150,7 +1150,23 @@
           <w:sz w:val="34"/>
           <w:szCs w:val="34"/>
         </w:rPr>
+        <w:t>[</w:t>
+      </w:r>
+      <w:r>
+        <w:rPr>
+          <w:rFonts w:ascii="Times New Roman" w:hAnsi="Times New Roman" w:cs="Times New Roman"/>
+          <w:sz w:val="34"/>
+          <w:szCs w:val="34"/>
+        </w:rPr>
         <w:t>Turtle, keyboard, soft copy, speed</w:t>
+      </w:r>
+      <w:r>
+        <w:rPr>
+          <w:rFonts w:ascii="Times New Roman" w:hAnsi="Times New Roman" w:cs="Times New Roman"/>
+          <w:sz w:val="34"/>
+          <w:szCs w:val="34"/>
+        </w:rPr>
+        <w:t>]</w:t>
       </w:r>
     </w:p>
     <w:p>
@@ -1453,7 +1469,7 @@
         <mc:AlternateContent>
           <mc:Choice Requires="wps">
             <w:drawing>
-              <wp:anchor distT="0" distB="0" distL="114300" distR="114300" simplePos="0" relativeHeight="251663360" behindDoc="0" locked="0" layoutInCell="1" allowOverlap="1" wp14:anchorId="26E6C21D" wp14:editId="25DD7011">
+              <wp:anchor distT="0" distB="0" distL="114300" distR="114300" simplePos="0" relativeHeight="251663360" behindDoc="0" locked="0" layoutInCell="1" allowOverlap="1" wp14:anchorId="26E6C21D" wp14:editId="47296FFA">
                 <wp:simplePos x="0" y="0"/>
                 <wp:positionH relativeFrom="column">
                   <wp:posOffset>3418426</wp:posOffset>
@@ -1462,7 +1478,7 @@
                   <wp:posOffset>25096</wp:posOffset>
                 </wp:positionV>
                 <wp:extent cx="1095375" cy="251294"/>
-                <wp:effectExtent l="19050" t="209550" r="28575" b="282575"/>
+                <wp:effectExtent l="19050" t="19050" r="28575" b="15875"/>
                 <wp:wrapNone/>
                 <wp:docPr id="2" name="Rectangle 2"/>
                 <wp:cNvGraphicFramePr>
@@ -1487,13 +1503,7 @@
                             <a:schemeClr val="tx1"/>
                           </a:solidFill>
                         </a:ln>
-                        <a:effectLst>
-                          <a:outerShdw blurRad="431800" dist="38100" dir="5400000" sx="17000" sy="17000" algn="ctr" rotWithShape="0">
-                            <a:srgbClr val="000000">
-                              <a:alpha val="81000"/>
-                            </a:srgbClr>
-                          </a:outerShdw>
-                        </a:effectLst>
+                        <a:effectLst/>
                       </wps:spPr>
                       <wps:style>
                         <a:lnRef idx="2">
@@ -1529,8 +1539,7 @@
           </mc:Choice>
           <mc:Fallback>
             <w:pict>
-              <v:rect w14:anchorId="6414195B" id="Rectangle 2" o:spid="_x0000_s1026" style="position:absolute;margin-left:269.15pt;margin-top:2pt;width:86.25pt;height:19.8pt;z-index:251663360;visibility:visible;mso-wrap-style:square;mso-width-percent:0;mso-height-percent:0;mso-wrap-distance-left:9pt;mso-wrap-distance-top:0;mso-wrap-distance-right:9pt;mso-wrap-distance-bottom:0;mso-position-horizontal:absolute;mso-position-horizontal-relative:text;mso-position-vertical:absolute;mso-position-vertical-relative:text;mso-width-percent:0;mso-height-percent:0;mso-width-relative:page;mso-height-relative:margin;v-text-anchor:middle" o:gfxdata="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" fillcolor="white [3201]" strokecolor="black [3213]" strokeweight="2.25pt">
-                <v:shadow on="t" type="perspective" color="black" opacity="53084f" offset="0,3pt" matrix="11141f,,,11141f"/>
+              <v:rect w14:anchorId="2049CF51" id="Rectangle 2" o:spid="_x0000_s1026" style="position:absolute;margin-left:269.15pt;margin-top:2pt;width:86.25pt;height:19.8pt;z-index:251663360;visibility:visible;mso-wrap-style:square;mso-width-percent:0;mso-height-percent:0;mso-wrap-distance-left:9pt;mso-wrap-distance-top:0;mso-wrap-distance-right:9pt;mso-wrap-distance-bottom:0;mso-position-horizontal:absolute;mso-position-horizontal-relative:text;mso-position-vertical:absolute;mso-position-vertical-relative:text;mso-width-percent:0;mso-height-percent:0;mso-width-relative:page;mso-height-relative:margin;v-text-anchor:middle" o:gfxdata="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" fillcolor="white [3201]" strokecolor="black [3213]" strokeweight="2.25pt">
                 <v:path arrowok="t"/>
               </v:rect>
             </w:pict>
@@ -1564,7 +1573,7 @@
         <mc:AlternateContent>
           <mc:Choice Requires="wps">
             <w:drawing>
-              <wp:anchor distT="0" distB="0" distL="114300" distR="114300" simplePos="0" relativeHeight="251665408" behindDoc="0" locked="0" layoutInCell="1" allowOverlap="1" wp14:anchorId="2806CEE7" wp14:editId="12BFBEDE">
+              <wp:anchor distT="0" distB="0" distL="114300" distR="114300" simplePos="0" relativeHeight="251665408" behindDoc="0" locked="0" layoutInCell="1" allowOverlap="1" wp14:anchorId="2806CEE7" wp14:editId="0D3B2384">
                 <wp:simplePos x="0" y="0"/>
                 <wp:positionH relativeFrom="column">
                   <wp:posOffset>4441339</wp:posOffset>
@@ -1573,7 +1582,7 @@
                   <wp:posOffset>47139</wp:posOffset>
                 </wp:positionV>
                 <wp:extent cx="1095375" cy="251294"/>
-                <wp:effectExtent l="19050" t="209550" r="28575" b="282575"/>
+                <wp:effectExtent l="19050" t="19050" r="28575" b="15875"/>
                 <wp:wrapNone/>
                 <wp:docPr id="3" name="Rectangle 3"/>
                 <wp:cNvGraphicFramePr>
@@ -1598,13 +1607,7 @@
                             <a:schemeClr val="tx1"/>
                           </a:solidFill>
                         </a:ln>
-                        <a:effectLst>
-                          <a:outerShdw blurRad="431800" dist="38100" dir="5400000" sx="17000" sy="17000" algn="ctr" rotWithShape="0">
-                            <a:srgbClr val="000000">
-                              <a:alpha val="81000"/>
-                            </a:srgbClr>
-                          </a:outerShdw>
-                        </a:effectLst>
+                        <a:effectLst/>
                       </wps:spPr>
                       <wps:style>
                         <a:lnRef idx="2">
@@ -1640,8 +1643,7 @@
           </mc:Choice>
           <mc:Fallback>
             <w:pict>
-              <v:rect w14:anchorId="4184E2EB" id="Rectangle 3" o:spid="_x0000_s1026" style="position:absolute;margin-left:349.7pt;margin-top:3.7pt;width:86.25pt;height:19.8pt;z-index:251665408;visibility:visible;mso-wrap-style:square;mso-width-percent:0;mso-height-percent:0;mso-wrap-distance-left:9pt;mso-wrap-distance-top:0;mso-wrap-distance-right:9pt;mso-wrap-distance-bottom:0;mso-position-horizontal:absolute;mso-position-horizontal-relative:text;mso-position-vertical:absolute;mso-position-vertical-relative:text;mso-width-percent:0;mso-height-percent:0;mso-width-relative:page;mso-height-relative:margin;v-text-anchor:middle" o:gfxdata="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" fillcolor="white [3201]" strokecolor="black [3213]" strokeweight="2.25pt">
-                <v:shadow on="t" type="perspective" color="black" opacity="53084f" offset="0,3pt" matrix="11141f,,,11141f"/>
+              <v:rect w14:anchorId="3EACF65E" id="Rectangle 3" o:spid="_x0000_s1026" style="position:absolute;margin-left:349.7pt;margin-top:3.7pt;width:86.25pt;height:19.8pt;z-index:251665408;visibility:visible;mso-wrap-style:square;mso-width-percent:0;mso-height-percent:0;mso-wrap-distance-left:9pt;mso-wrap-distance-top:0;mso-wrap-distance-right:9pt;mso-wrap-distance-bottom:0;mso-position-horizontal:absolute;mso-position-horizontal-relative:text;mso-position-vertical:absolute;mso-position-vertical-relative:text;mso-width-percent:0;mso-height-percent:0;mso-width-relative:page;mso-height-relative:margin;v-text-anchor:middle" o:gfxdata="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" fillcolor="white [3201]" strokecolor="black [3213]" strokeweight="2.25pt">
                 <v:path arrowok="t"/>
               </v:rect>
             </w:pict>
@@ -1656,7 +1658,7 @@
         <mc:AlternateContent>
           <mc:Choice Requires="wps">
             <w:drawing>
-              <wp:anchor distT="0" distB="0" distL="114300" distR="114300" simplePos="0" relativeHeight="251667456" behindDoc="0" locked="0" layoutInCell="1" allowOverlap="1" wp14:anchorId="45BD5F97" wp14:editId="18628704">
+              <wp:anchor distT="0" distB="0" distL="114300" distR="114300" simplePos="0" relativeHeight="251667456" behindDoc="0" locked="0" layoutInCell="1" allowOverlap="1" wp14:anchorId="45BD5F97" wp14:editId="1A4360BA">
                 <wp:simplePos x="0" y="0"/>
                 <wp:positionH relativeFrom="column">
                   <wp:posOffset>5791200</wp:posOffset>
@@ -1665,7 +1667,7 @@
                   <wp:posOffset>266065</wp:posOffset>
                 </wp:positionV>
                 <wp:extent cx="1095375" cy="251294"/>
-                <wp:effectExtent l="19050" t="209550" r="28575" b="282575"/>
+                <wp:effectExtent l="19050" t="19050" r="28575" b="15875"/>
                 <wp:wrapNone/>
                 <wp:docPr id="4" name="Rectangle 4"/>
                 <wp:cNvGraphicFramePr>
@@ -1690,13 +1692,7 @@
                             <a:schemeClr val="tx1"/>
                           </a:solidFill>
                         </a:ln>
-                        <a:effectLst>
-                          <a:outerShdw blurRad="431800" dist="38100" dir="5400000" sx="17000" sy="17000" algn="ctr" rotWithShape="0">
-                            <a:srgbClr val="000000">
-                              <a:alpha val="81000"/>
-                            </a:srgbClr>
-                          </a:outerShdw>
-                        </a:effectLst>
+                        <a:effectLst/>
                       </wps:spPr>
                       <wps:style>
                         <a:lnRef idx="2">
@@ -1732,8 +1728,7 @@
           </mc:Choice>
           <mc:Fallback>
             <w:pict>
-              <v:rect w14:anchorId="7944E4AB" id="Rectangle 4" o:spid="_x0000_s1026" style="position:absolute;margin-left:456pt;margin-top:20.95pt;width:86.25pt;height:19.8pt;z-index:251667456;visibility:visible;mso-wrap-style:square;mso-width-percent:0;mso-height-percent:0;mso-wrap-distance-left:9pt;mso-wrap-distance-top:0;mso-wrap-distance-right:9pt;mso-wrap-distance-bottom:0;mso-position-horizontal:absolute;mso-position-horizontal-relative:text;mso-position-vertical:absolute;mso-position-vertical-relative:text;mso-width-percent:0;mso-height-percent:0;mso-width-relative:page;mso-height-relative:margin;v-text-anchor:middle" o:gfxdata="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" fillcolor="white [3201]" strokecolor="black [3213]" strokeweight="2.25pt">
-                <v:shadow on="t" type="perspective" color="black" opacity="53084f" offset="0,3pt" matrix="11141f,,,11141f"/>
+              <v:rect w14:anchorId="15DC6CD2" id="Rectangle 4" o:spid="_x0000_s1026" style="position:absolute;margin-left:456pt;margin-top:20.95pt;width:86.25pt;height:19.8pt;z-index:251667456;visibility:visible;mso-wrap-style:square;mso-width-percent:0;mso-height-percent:0;mso-wrap-distance-left:9pt;mso-wrap-distance-top:0;mso-wrap-distance-right:9pt;mso-wrap-distance-bottom:0;mso-position-horizontal:absolute;mso-position-horizontal-relative:text;mso-position-vertical:absolute;mso-position-vertical-relative:text;mso-width-percent:0;mso-height-percent:0;mso-width-relative:page;mso-height-relative:margin;v-text-anchor:middle" o:gfxdata="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" fillcolor="white [3201]" strokecolor="black [3213]" strokeweight="2.25pt">
                 <v:path arrowok="t"/>
               </v:rect>
             </w:pict>
@@ -1786,7 +1781,7 @@
         <mc:AlternateContent>
           <mc:Choice Requires="wps">
             <w:drawing>
-              <wp:anchor distT="0" distB="0" distL="114300" distR="114300" simplePos="0" relativeHeight="251669504" behindDoc="0" locked="0" layoutInCell="1" allowOverlap="1" wp14:anchorId="00878BD3" wp14:editId="5BB3F274">
+              <wp:anchor distT="0" distB="0" distL="114300" distR="114300" simplePos="0" relativeHeight="251669504" behindDoc="0" locked="0" layoutInCell="1" allowOverlap="1" wp14:anchorId="00878BD3" wp14:editId="3505471B">
                 <wp:simplePos x="0" y="0"/>
                 <wp:positionH relativeFrom="column">
                   <wp:posOffset>4718050</wp:posOffset>
@@ -1795,7 +1790,7 @@
                   <wp:posOffset>50165</wp:posOffset>
                 </wp:positionV>
                 <wp:extent cx="1095375" cy="251294"/>
-                <wp:effectExtent l="19050" t="209550" r="28575" b="282575"/>
+                <wp:effectExtent l="19050" t="19050" r="28575" b="15875"/>
                 <wp:wrapNone/>
                 <wp:docPr id="5" name="Rectangle 5"/>
                 <wp:cNvGraphicFramePr>
@@ -1820,13 +1815,7 @@
                             <a:schemeClr val="tx1"/>
                           </a:solidFill>
                         </a:ln>
-                        <a:effectLst>
-                          <a:outerShdw blurRad="431800" dist="38100" dir="5400000" sx="17000" sy="17000" algn="ctr" rotWithShape="0">
-                            <a:srgbClr val="000000">
-                              <a:alpha val="81000"/>
-                            </a:srgbClr>
-                          </a:outerShdw>
-                        </a:effectLst>
+                        <a:effectLst/>
                       </wps:spPr>
                       <wps:style>
                         <a:lnRef idx="2">
@@ -1862,8 +1851,7 @@
           </mc:Choice>
           <mc:Fallback>
             <w:pict>
-              <v:rect w14:anchorId="69D1673F" id="Rectangle 5" o:spid="_x0000_s1026" style="position:absolute;margin-left:371.5pt;margin-top:3.95pt;width:86.25pt;height:19.8pt;z-index:251669504;visibility:visible;mso-wrap-style:square;mso-width-percent:0;mso-height-percent:0;mso-wrap-distance-left:9pt;mso-wrap-distance-top:0;mso-wrap-distance-right:9pt;mso-wrap-distance-bottom:0;mso-position-horizontal:absolute;mso-position-horizontal-relative:text;mso-position-vertical:absolute;mso-position-vertical-relative:text;mso-width-percent:0;mso-height-percent:0;mso-width-relative:page;mso-height-relative:margin;v-text-anchor:middle" o:gfxdata="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" fillcolor="white [3201]" strokecolor="black [3213]" strokeweight="2.25pt">
-                <v:shadow on="t" type="perspective" color="black" opacity="53084f" offset="0,3pt" matrix="11141f,,,11141f"/>
+              <v:rect w14:anchorId="7578D28A" id="Rectangle 5" o:spid="_x0000_s1026" style="position:absolute;margin-left:371.5pt;margin-top:3.95pt;width:86.25pt;height:19.8pt;z-index:251669504;visibility:visible;mso-wrap-style:square;mso-width-percent:0;mso-height-percent:0;mso-wrap-distance-left:9pt;mso-wrap-distance-top:0;mso-wrap-distance-right:9pt;mso-wrap-distance-bottom:0;mso-position-horizontal:absolute;mso-position-horizontal-relative:text;mso-position-vertical:absolute;mso-position-vertical-relative:text;mso-width-percent:0;mso-height-percent:0;mso-width-relative:page;mso-height-relative:margin;v-text-anchor:middle" o:gfxdata="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" fillcolor="white [3201]" strokecolor="black [3213]" strokeweight="2.25pt">
                 <v:path arrowok="t"/>
               </v:rect>
             </w:pict>
@@ -2339,6 +2327,16 @@
           <w:sz w:val="34"/>
           <w:szCs w:val="34"/>
         </w:rPr>
+        <w:t>.</w:t>
+      </w:r>
+      <w:r>
+        <w:rPr>
+          <w:rFonts w:ascii="Times New Roman" w:hAnsi="Times New Roman" w:cs="Times New Roman"/>
+          <w:b/>
+          <w:bCs/>
+          <w:sz w:val="34"/>
+          <w:szCs w:val="34"/>
+        </w:rPr>
         <w:tab/>
       </w:r>
       <w:r>
@@ -2409,39 +2407,17 @@
           <w:sz w:val="34"/>
           <w:szCs w:val="34"/>
         </w:rPr>
-        <w:t xml:space="preserve">   </w:t>
-      </w:r>
-      <w:proofErr w:type="gramStart"/>
-      <w:r>
-        <w:rPr>
-          <w:rFonts w:ascii="Times New Roman" w:hAnsi="Times New Roman" w:cs="Times New Roman"/>
-          <w:b/>
-          <w:bCs/>
-          <w:sz w:val="34"/>
-          <w:szCs w:val="34"/>
-        </w:rPr>
-        <w:t xml:space="preserve">   </w:t>
-      </w:r>
-      <w:r>
-        <w:rPr>
-          <w:rFonts w:ascii="Times New Roman" w:hAnsi="Times New Roman" w:cs="Times New Roman"/>
-          <w:b/>
-          <w:bCs/>
-          <w:sz w:val="34"/>
-          <w:szCs w:val="34"/>
-        </w:rPr>
-        <w:t>[</w:t>
-      </w:r>
-      <w:proofErr w:type="gramEnd"/>
-      <w:r>
-        <w:rPr>
-          <w:rFonts w:ascii="Times New Roman" w:hAnsi="Times New Roman" w:cs="Times New Roman"/>
-          <w:b/>
-          <w:bCs/>
-          <w:sz w:val="34"/>
-          <w:szCs w:val="34"/>
-        </w:rPr>
-        <w:t>5×1=5]</w:t>
+        <w:t xml:space="preserve">      </w:t>
+      </w:r>
+      <w:r>
+        <w:rPr>
+          <w:rFonts w:ascii="Times New Roman" w:hAnsi="Times New Roman" w:cs="Times New Roman"/>
+          <w:b/>
+          <w:bCs/>
+          <w:sz w:val="34"/>
+          <w:szCs w:val="34"/>
+        </w:rPr>
+        <w:t>[5×1=5]</w:t>
       </w:r>
     </w:p>
     <w:p>
@@ -2582,7 +2558,7 @@
           <w:noProof/>
         </w:rPr>
         <w:drawing>
-          <wp:inline distT="0" distB="0" distL="0" distR="0" wp14:anchorId="24D35DA7" wp14:editId="653F4008">
+          <wp:inline distT="0" distB="0" distL="0" distR="0" wp14:anchorId="24D35DA7" wp14:editId="5B86C1B7">
             <wp:extent cx="1699504" cy="1381204"/>
             <wp:effectExtent l="0" t="0" r="0" b="0"/>
             <wp:docPr id="1599818582" name="Picture 1" descr="The image shows a black computer mouse with a black cable plugged into it, placed against a plain, light background.&#10;&#10;AI-generated content may be incorrect."/>
@@ -2597,7 +2573,22 @@
                     <pic:cNvPicPr/>
                   </pic:nvPicPr>
                   <pic:blipFill>
-                    <a:blip r:embed="rId10"/>
+                    <a:blip r:embed="rId10">
+                      <a:extLst>
+                        <a:ext uri="{BEBA8EAE-BF5A-486C-A8C5-ECC9F3942E4B}">
+                          <a14:imgProps xmlns:a14="http://schemas.microsoft.com/office/drawing/2010/main">
+                            <a14:imgLayer r:embed="rId11">
+                              <a14:imgEffect>
+                                <a14:sharpenSoften amount="50000"/>
+                              </a14:imgEffect>
+                              <a14:imgEffect>
+                                <a14:brightnessContrast bright="40000" contrast="-40000"/>
+                              </a14:imgEffect>
+                            </a14:imgLayer>
+                          </a14:imgProps>
+                        </a:ext>
+                      </a:extLst>
+                    </a:blip>
                     <a:stretch>
                       <a:fillRect/>
                     </a:stretch>
@@ -2643,7 +2634,7 @@
                     <pic:cNvPicPr/>
                   </pic:nvPicPr>
                   <pic:blipFill>
-                    <a:blip r:embed="rId11"/>
+                    <a:blip r:embed="rId12"/>
                     <a:stretch>
                       <a:fillRect/>
                     </a:stretch>
@@ -2769,7 +2760,7 @@
                     <pic:cNvPicPr/>
                   </pic:nvPicPr>
                   <pic:blipFill>
-                    <a:blip r:embed="rId12"/>
+                    <a:blip r:embed="rId13"/>
                     <a:stretch>
                       <a:fillRect/>
                     </a:stretch>
@@ -2819,7 +2810,7 @@
                     <pic:cNvPicPr/>
                   </pic:nvPicPr>
                   <pic:blipFill>
-                    <a:blip r:embed="rId13"/>
+                    <a:blip r:embed="rId14"/>
                     <a:stretch>
                       <a:fillRect/>
                     </a:stretch>
@@ -2949,7 +2940,7 @@
                     <pic:cNvPicPr/>
                   </pic:nvPicPr>
                   <pic:blipFill>
-                    <a:blip r:embed="rId14"/>
+                    <a:blip r:embed="rId15"/>
                     <a:stretch>
                       <a:fillRect/>
                     </a:stretch>
@@ -3624,7 +3615,7 @@
       </w:r>
     </w:p>
     <w:sectPr>
-      <w:headerReference w:type="first" r:id="rId15"/>
+      <w:headerReference w:type="first" r:id="rId16"/>
       <w:pgSz w:w="11906" w:h="16838" w:code="9"/>
       <w:pgMar w:top="720" w:right="720" w:bottom="270" w:left="720" w:header="720" w:footer="720" w:gutter="0"/>
       <w:cols w:space="720"/>
